--- a/docs/thesis/check_pages/THESIS_2_REQUIREMENTS.docx
+++ b/docs/thesis/check_pages/THESIS_2_REQUIREMENTS.docx
@@ -3432,7 +3432,7 @@
           <w:noProof/>
         </w:rPr>
         <w:drawing>
-          <wp:inline distT="0" distB="0" distL="0" distR="0" wp14:anchorId="478B6E9A" wp14:editId="4B1EDA45">
+          <wp:inline distT="0" distB="0" distL="0" distR="0" wp14:anchorId="0B5822B9" wp14:editId="4F38DC56">
             <wp:extent cx="5580000" cy="3521856"/>
             <wp:effectExtent l="0" t="0" r="0" b="0"/>
             <wp:docPr id="1" name="Picture 1"/>
@@ -3506,12 +3506,49 @@
       </w:r>
     </w:p>
     <w:p>
-      <w:r>
-        <w:rPr>
-          <w:b/>
-          <w:color w:val="FF0000"/>
-        </w:rPr>
-        <w:t>[УВАГА: ВІДСУТНЄ ЗОБРАЖЕННЯ ДЛЯ ЦЬОГО ПІДПИСУ!]</w:t>
+      <w:pPr>
+        <w:jc w:val="center"/>
+      </w:pPr>
+      <w:r>
+        <w:rPr>
+          <w:noProof/>
+        </w:rPr>
+        <w:lastRenderedPageBreak/>
+        <w:drawing>
+          <wp:inline distT="0" distB="0" distL="0" distR="0" wp14:anchorId="5369B3DF" wp14:editId="192649AE">
+            <wp:extent cx="2880000" cy="9640563"/>
+            <wp:effectExtent l="0" t="0" r="0" b="0"/>
+            <wp:docPr id="2" name="Picture 2"/>
+            <wp:cNvGraphicFramePr>
+              <a:graphicFrameLocks xmlns:a="http://schemas.openxmlformats.org/drawingml/2006/main" noChangeAspect="1"/>
+            </wp:cNvGraphicFramePr>
+            <a:graphic xmlns:a="http://schemas.openxmlformats.org/drawingml/2006/main">
+              <a:graphicData uri="http://schemas.openxmlformats.org/drawingml/2006/picture">
+                <pic:pic xmlns:pic="http://schemas.openxmlformats.org/drawingml/2006/picture">
+                  <pic:nvPicPr>
+                    <pic:cNvPr id="0" name="diag_sequence_1.png"/>
+                    <pic:cNvPicPr/>
+                  </pic:nvPicPr>
+                  <pic:blipFill>
+                    <a:blip r:embed="rId9"/>
+                    <a:stretch>
+                      <a:fillRect/>
+                    </a:stretch>
+                  </pic:blipFill>
+                  <pic:spPr>
+                    <a:xfrm>
+                      <a:off x="0" y="0"/>
+                      <a:ext cx="2880000" cy="9640563"/>
+                    </a:xfrm>
+                    <a:prstGeom prst="rect">
+                      <a:avLst/>
+                    </a:prstGeom>
+                  </pic:spPr>
+                </pic:pic>
+              </a:graphicData>
+            </a:graphic>
+          </wp:inline>
+        </w:drawing>
       </w:r>
     </w:p>
     <w:p>
@@ -3526,7 +3563,52 @@
           <w:i/>
           <w:sz w:val="28"/>
         </w:rPr>
-        <w:t>Рис. 2.2. Діаграма активності процесу інтелектуального прогнозування</w:t>
+        <w:t>Рис. 2.2а. Процес підготовки та трансформації даних</w:t>
+      </w:r>
+    </w:p>
+    <w:p>
+      <w:pPr>
+        <w:jc w:val="center"/>
+      </w:pPr>
+      <w:r>
+        <w:rPr>
+          <w:noProof/>
+        </w:rPr>
+        <w:drawing>
+          <wp:inline distT="0" distB="0" distL="0" distR="0" wp14:anchorId="6CE55F9D" wp14:editId="36920E36">
+            <wp:extent cx="2880000" cy="5726250"/>
+            <wp:effectExtent l="0" t="0" r="0" b="0"/>
+            <wp:docPr id="3" name="Picture 3"/>
+            <wp:cNvGraphicFramePr>
+              <a:graphicFrameLocks xmlns:a="http://schemas.openxmlformats.org/drawingml/2006/main" noChangeAspect="1"/>
+            </wp:cNvGraphicFramePr>
+            <a:graphic xmlns:a="http://schemas.openxmlformats.org/drawingml/2006/main">
+              <a:graphicData uri="http://schemas.openxmlformats.org/drawingml/2006/picture">
+                <pic:pic xmlns:pic="http://schemas.openxmlformats.org/drawingml/2006/picture">
+                  <pic:nvPicPr>
+                    <pic:cNvPr id="0" name="diag_sequence_2.png"/>
+                    <pic:cNvPicPr/>
+                  </pic:nvPicPr>
+                  <pic:blipFill>
+                    <a:blip r:embed="rId10"/>
+                    <a:stretch>
+                      <a:fillRect/>
+                    </a:stretch>
+                  </pic:blipFill>
+                  <pic:spPr>
+                    <a:xfrm>
+                      <a:off x="0" y="0"/>
+                      <a:ext cx="2880000" cy="5726250"/>
+                    </a:xfrm>
+                    <a:prstGeom prst="rect">
+                      <a:avLst/>
+                    </a:prstGeom>
+                  </pic:spPr>
+                </pic:pic>
+              </a:graphicData>
+            </a:graphic>
+          </wp:inline>
+        </w:drawing>
       </w:r>
     </w:p>
     <w:p>
@@ -3538,9 +3620,10 @@
       <w:r>
         <w:rPr>
           <w:rFonts w:ascii="Times New Roman" w:hAnsi="Times New Roman" w:cs="Times New Roman"/>
-          <w:sz w:val="28"/>
-        </w:rPr>
-        <w:t>Діаграма активності (Рис. 2.2) деталізує внутрішній процес обробки даних при отриманні прогнозу. Вона включає критичні етапи нормалізації ознак та активації fallback-алгоритму у разі виявлення пропущених значень у часовому ряді.</w:t>
+          <w:i/>
+          <w:sz w:val="28"/>
+        </w:rPr>
+        <w:t>Рис. 2.2б. Процес інференсу та валідації прогнозу</w:t>
       </w:r>
     </w:p>
     <w:p>
@@ -3554,6 +3637,20 @@
           <w:rFonts w:ascii="Times New Roman" w:hAnsi="Times New Roman" w:cs="Times New Roman"/>
           <w:sz w:val="28"/>
         </w:rPr>
+        <w:t>Діаграма активності (Рис. 2.2) деталізує внутрішній процес обробки даних при отриманні прогнозу. Вона включає критичні етапи нормалізації ознак та активації fallback-алгоритму у разі виявлення пропущених значень у часовому ряді.</w:t>
+      </w:r>
+    </w:p>
+    <w:p>
+      <w:pPr>
+        <w:spacing w:after="80" w:line="360" w:lineRule="exact"/>
+        <w:ind w:firstLine="709"/>
+        <w:jc w:val="both"/>
+      </w:pPr>
+      <w:r>
+        <w:rPr>
+          <w:rFonts w:ascii="Times New Roman" w:hAnsi="Times New Roman" w:cs="Times New Roman"/>
+          <w:sz w:val="28"/>
+        </w:rPr>
         <w:t>Подальше проєктування вимагає деталізації структури об'єктів даних, що буде розглянуто в наступних розділах через призму ER-діаграм та схем фізичного рівня.</w:t>
       </w:r>
     </w:p>
@@ -3583,16 +3680,53 @@
           <w:rFonts w:ascii="Times New Roman" w:hAnsi="Times New Roman" w:cs="Times New Roman"/>
           <w:sz w:val="28"/>
         </w:rPr>
+        <w:lastRenderedPageBreak/>
         <w:t>Процес розробки платформи відбувається за ітеративною моделлю життєвого циклу ПЗ (Agile-like). Наочно черговість виконання етапів представлена на діаграмі Ганта (Рис. 2.3).</w:t>
       </w:r>
     </w:p>
     <w:p>
-      <w:r>
-        <w:rPr>
-          <w:b/>
-          <w:color w:val="FF0000"/>
-        </w:rPr>
-        <w:t>[УВАГА: ВІДСУТНЄ ЗОБРАЖЕННЯ ДЛЯ ЦЬОГО ПІДПИСУ!]</w:t>
+      <w:pPr>
+        <w:jc w:val="center"/>
+      </w:pPr>
+      <w:r>
+        <w:rPr>
+          <w:noProof/>
+        </w:rPr>
+        <w:drawing>
+          <wp:inline distT="0" distB="0" distL="0" distR="0" wp14:anchorId="1C37F0FB" wp14:editId="29248BFA">
+            <wp:extent cx="5580000" cy="1158433"/>
+            <wp:effectExtent l="0" t="0" r="0" b="0"/>
+            <wp:docPr id="4" name="Picture 4"/>
+            <wp:cNvGraphicFramePr>
+              <a:graphicFrameLocks xmlns:a="http://schemas.openxmlformats.org/drawingml/2006/main" noChangeAspect="1"/>
+            </wp:cNvGraphicFramePr>
+            <a:graphic xmlns:a="http://schemas.openxmlformats.org/drawingml/2006/main">
+              <a:graphicData uri="http://schemas.openxmlformats.org/drawingml/2006/picture">
+                <pic:pic xmlns:pic="http://schemas.openxmlformats.org/drawingml/2006/picture">
+                  <pic:nvPicPr>
+                    <pic:cNvPr id="0" name="diag_gantt_schedule.png"/>
+                    <pic:cNvPicPr/>
+                  </pic:nvPicPr>
+                  <pic:blipFill>
+                    <a:blip r:embed="rId11"/>
+                    <a:stretch>
+                      <a:fillRect/>
+                    </a:stretch>
+                  </pic:blipFill>
+                  <pic:spPr>
+                    <a:xfrm>
+                      <a:off x="0" y="0"/>
+                      <a:ext cx="5580000" cy="1158433"/>
+                    </a:xfrm>
+                    <a:prstGeom prst="rect">
+                      <a:avLst/>
+                    </a:prstGeom>
+                  </pic:spPr>
+                </pic:pic>
+              </a:graphicData>
+            </a:graphic>
+          </wp:inline>
+        </w:drawing>
       </w:r>
     </w:p>
     <w:p>
@@ -3776,7 +3910,6 @@
           <w:b/>
           <w:sz w:val="28"/>
         </w:rPr>
-        <w:lastRenderedPageBreak/>
         <w:t>ВИСНОВКИ ДО РОЗДІЛУ 2</w:t>
       </w:r>
     </w:p>
@@ -3860,6 +3993,7 @@
           <w:rFonts w:ascii="Times New Roman" w:hAnsi="Times New Roman" w:cs="Times New Roman"/>
           <w:sz w:val="28"/>
         </w:rPr>
+        <w:lastRenderedPageBreak/>
         <w:t xml:space="preserve">3.  </w:t>
       </w:r>
       <w:r>
@@ -3921,7 +4055,7 @@
       </w:r>
     </w:p>
     <w:sectPr>
-      <w:headerReference w:type="default" r:id="rId9"/>
+      <w:headerReference w:type="default" r:id="rId12"/>
       <w:pgSz w:w="12240" w:h="15840"/>
       <w:pgMar w:top="1134" w:right="567" w:bottom="1134" w:left="1701" w:header="720" w:footer="720" w:gutter="0"/>
       <w:cols w:space="720"/>
@@ -4201,31 +4335,31 @@
       </w:rPr>
     </w:lvl>
   </w:abstractNum>
-  <w:num w:numId="1" w16cid:durableId="405878266">
+  <w:num w:numId="1" w16cid:durableId="1208419055">
     <w:abstractNumId w:val="8"/>
   </w:num>
-  <w:num w:numId="2" w16cid:durableId="295644077">
+  <w:num w:numId="2" w16cid:durableId="2045012484">
     <w:abstractNumId w:val="6"/>
   </w:num>
-  <w:num w:numId="3" w16cid:durableId="327026489">
+  <w:num w:numId="3" w16cid:durableId="749808880">
     <w:abstractNumId w:val="5"/>
   </w:num>
-  <w:num w:numId="4" w16cid:durableId="1053695090">
+  <w:num w:numId="4" w16cid:durableId="918370739">
     <w:abstractNumId w:val="4"/>
   </w:num>
-  <w:num w:numId="5" w16cid:durableId="241447541">
+  <w:num w:numId="5" w16cid:durableId="1438718754">
     <w:abstractNumId w:val="7"/>
   </w:num>
-  <w:num w:numId="6" w16cid:durableId="432362710">
+  <w:num w:numId="6" w16cid:durableId="808089485">
     <w:abstractNumId w:val="3"/>
   </w:num>
-  <w:num w:numId="7" w16cid:durableId="1712069314">
+  <w:num w:numId="7" w16cid:durableId="1065182069">
     <w:abstractNumId w:val="2"/>
   </w:num>
-  <w:num w:numId="8" w16cid:durableId="839078748">
+  <w:num w:numId="8" w16cid:durableId="111289917">
     <w:abstractNumId w:val="1"/>
   </w:num>
-  <w:num w:numId="9" w16cid:durableId="107313061">
+  <w:num w:numId="9" w16cid:durableId="1907955265">
     <w:abstractNumId w:val="0"/>
   </w:num>
 </w:numbering>
